--- a/mockups/Peticiones_sesion_27-10_Natalidad.docx
+++ b/mockups/Peticiones_sesion_27-10_Natalidad.docx
@@ -46,7 +46,7 @@
           <w:sz w:val="18"/>
           <w:szCs w:val="18"/>
         </w:rPr>
-        <w:t xml:space="preserve">Reunión de revisión de pantallas del 27/10/2026 · Mockup de referencia: versión 24 · 30/10/2026</w:t>
+        <w:t xml:space="preserve">Reunión de revisión de pantallas del 27/10/2026 · Mockup de referencia: versión 25 · 30/10/2026</w:t>
       </w:r>
     </w:p>
     <w:p>
@@ -832,7 +832,7 @@
           <w:rFonts w:ascii="Arial" w:cs="Arial" w:eastAsia="Arial" w:hAnsi="Arial"/>
           <w:color w:val="0A1F44"/>
         </w:rPr>
-        <w:t xml:space="preserve"> hasta confirmar que Celonis la permite. Lo mismo pasa con el </w:t>
+        <w:t xml:space="preserve"> hasta confirmar que Celonis la permite. De momento compara volumen, tramitación y tiempos, sin reprocesos ni gestión económica (Javier, 30/10). Lo mismo pasa con el </w:t>
       </w:r>
       <w:r>
         <w:rPr>
@@ -1249,7 +1249,7 @@
                 <w:sz w:val="17"/>
                 <w:szCs w:val="17"/>
               </w:rPr>
-              <w:t xml:space="preserve">Filtro «Comparar con»: periodo anterior, mismas fechas del año anterior u otro periodo. Debajo de cada indicador sale la diferencia en número y en %. Pestaña «Comparativa de periodos», exportable a Excel.</w:t>
+              <w:t xml:space="preserve">Filtro «Comparar con»: periodo anterior, mismas fechas del año anterior u otro periodo. Debajo de los indicadores de volumen, tramitación y tiempos sale la diferencia en número y en %. Pestaña «Comparativa de periodos», exportable a Excel. De momento, sin reprocesos ni gestión económica.</w:t>
             </w:r>
           </w:p>
         </w:tc>
@@ -4586,7 +4586,7 @@
       <w:r>
         <w:drawing>
           <wp:inline distT="0" distB="0" distL="0" distR="0">
-            <wp:extent cx="6124575" cy="1628775"/>
+            <wp:extent cx="6124575" cy="1562100"/>
             <wp:effectExtent t="0" r="0" b="0" l="0"/>
             <wp:docPr id="1" name="captura" descr="Captura del mockup" title="Captura del mockup"/>
             <wp:cNvGraphicFramePr>
@@ -4611,7 +4611,7 @@
                   <pic:spPr bwMode="auto">
                     <a:xfrm>
                       <a:off x="0" y="0"/>
-                      <a:ext cx="6124575" cy="1628775"/>
+                      <a:ext cx="6124575" cy="1562100"/>
                     </a:xfrm>
                     <a:prstGeom prst="rect">
                       <a:avLst/>
@@ -4637,7 +4637,7 @@
           <w:sz w:val="17"/>
           <w:szCs w:val="17"/>
         </w:rPr>
-        <w:t xml:space="preserve">Cabecera comparada con las mismas fechas del año anterior. Se ven los pendientes de resolver en tres grupos (2), los reprocesos (3), las beneficiarias que han dejado de cobrar (4), los pagos únicos (5) y el importe ejecutado (6).</w:t>
+        <w:t xml:space="preserve">Cabecera comparada con las mismas fechas del año anterior: la diferencia sale en volumen, tramitación y tiempos (1). Se ven también los pendientes de resolver en tres grupos (2), los reprocesos (3), las beneficiarias que han dejado de cobrar (4), los pagos únicos (5) y el importe ejecutado (6).</w:t>
       </w:r>
     </w:p>
     <w:p>
